--- a/eso1/docs/ESO1_Ottawa_Whole_Grain_Truck_Packaged_Report_Reference.docx
+++ b/eso1/docs/ESO1_Ottawa_Whole_Grain_Truck_Packaged_Report_Reference.docx
@@ -89,7 +89,7 @@
           <w:b w:val="0"/>
           <w:sz w:val="20"/>
         </w:rPr>
-        <w:t>Every underlying column is already physically produced by the notebook and every measure basis exists. Only two additive, semantic-model-only changes were needed (applied - see section 5):</w:t>
+        <w:t>Every underlying display column is already physically produced and every measure basis exists. Three additive changes were applied (see section 5), none of which touches the freight fact or needs a fact rebuild:</w:t>
       </w:r>
     </w:p>
     <w:p>
@@ -118,6 +118,18 @@
     </w:p>
     <w:p>
       <w:pPr>
+        <w:pStyle w:val="ListBullet"/>
+        <w:spacing w:after="40"/>
+      </w:pPr>
+      <w:r>
+        <w:rPr>
+          <w:sz w:val="19"/>
+        </w:rPr>
+        <w:t>Add a small Second Item Filter dimension for the item-list filter (section 6) - a fast, sliceable, column-based filter instead of a 145-value "is not" filter or a slow measure. The dim now carries one flag column per Ottawa variation (6 total); this report uses WG Truck Packaged Filter = "Included".</w:t>
+      </w:r>
+    </w:p>
+    <w:p>
+      <w:pPr>
         <w:spacing w:after="80"/>
       </w:pPr>
       <w:r>
@@ -126,7 +138,7 @@
           <w:color w:val="595959"/>
           <w:sz w:val="19"/>
         </w:rPr>
-        <w:t>Neither touches the fact notebook and neither needs a Spark rebuild; both are result-neutral (section 6).</w:t>
+        <w:t>The freight fact notebook is unchanged; the only build is a small NEW dimension (nb_eso1_gold_dim_second_item), not a fact rebuild. All changes are result-neutral (section 7).</w:t>
       </w:r>
     </w:p>
     <w:p>
@@ -2312,7 +2324,7 @@
                 <w:b w:val="0"/>
                 <w:sz w:val="17"/>
               </w:rPr>
-              <w:t>NOT SDLITM IN ( ~140 items )</w:t>
+              <w:t>NOT SDLITM IN ( 145 items )</w:t>
             </w:r>
           </w:p>
         </w:tc>
@@ -2330,7 +2342,7 @@
                 <w:b w:val="0"/>
                 <w:sz w:val="17"/>
               </w:rPr>
-              <w:t>second_item_number NOT IN (list)</w:t>
+              <w:t>'Second Item Filter'[WG Truck Packaged Filter] = "Included"</w:t>
             </w:r>
           </w:p>
         </w:tc>
@@ -2348,7 +2360,7 @@
                 <w:b w:val="0"/>
                 <w:sz w:val="17"/>
               </w:rPr>
-              <w:t>Exclude specific packaged item numbers</w:t>
+              <w:t>Exclude 145 ground items via the dim (section 6)</w:t>
             </w:r>
           </w:p>
         </w:tc>
@@ -2584,6 +2596,19 @@
         </w:tc>
       </w:tr>
     </w:tbl>
+    <w:p>
+      <w:pPr>
+        <w:spacing w:after="80"/>
+      </w:pPr>
+      <w:r>
+        <w:rPr>
+          <w:b w:val="0"/>
+          <w:color w:val="595959"/>
+          <w:sz w:val="18"/>
+        </w:rPr>
+        <w:t>The 145-item SDLITM exclusion is NOT applied as a raw 145-value "is not" filter (slow, unmaintainable). It is served by a dedicated dimension - see section 6.</w:t>
+      </w:r>
+    </w:p>
     <w:p>
       <w:pPr>
         <w:spacing w:before="240" w:after="80"/>
@@ -3189,7 +3214,7 @@
           <w:b/>
           <w:sz w:val="19"/>
         </w:rPr>
-        <w:t>All changes are semantic-model only. The fact notebook was NOT modified for this report.</w:t>
+        <w:t>The FREIGHT fact notebook is unchanged. Changes are semantic-model additions plus one small NEW dimension notebook (nb_eso1_gold_dim_second_item) - no fact rebuild.</w:t>
       </w:r>
     </w:p>
     <w:p>
@@ -3202,7 +3227,7 @@
           <w:color w:val="1F497D"/>
           <w:sz w:val="23"/>
         </w:rPr>
-        <w:t>5.1  Fact notebook - nb_eso1_gold_fact_sales_order_freight.py</w:t>
+        <w:t>5.1  Freight fact notebook - nb_eso1_gold_fact_sales_order_freight.py</w:t>
       </w:r>
     </w:p>
     <w:p>
@@ -3256,6 +3281,18 @@
     </w:p>
     <w:p>
       <w:pPr>
+        <w:pStyle w:val="ListBullet"/>
+        <w:spacing w:after="40"/>
+      </w:pPr>
+      <w:r>
+        <w:rPr>
+          <w:sz w:val="19"/>
+        </w:rPr>
+        <w:t>Added the Second Item Filter dimension + relationship for the 145-item exclusion (section 6).</w:t>
+      </w:r>
+    </w:p>
+    <w:p>
+      <w:pPr>
         <w:spacing w:after="80"/>
       </w:pPr>
       <w:r>
@@ -3264,7 +3301,7 @@
           <w:color w:val="595959"/>
           <w:sz w:val="18"/>
         </w:rPr>
-        <w:t>Model after changes: 15 tables / 17 relationships / 40 measures. Freight fact exposes 100 columns. Generator re-verified reproducing the twin.</w:t>
+        <w:t>Model after changes: 17 tables / 19 relationships / 40 measures. Freight fact exposes 101 columns. Generator re-verified reproducing the twin.</w:t>
       </w:r>
     </w:p>
     <w:p>
@@ -3289,7 +3326,7 @@
         <w:rPr>
           <w:sz w:val="19"/>
         </w:rPr>
-        <w:t>Open Qty measure added, kept in sync with the generator (compiles clean).</w:t>
+        <w:t>Open Qty measure + Second Item Filter table/relationship added, kept in sync with the generator (compiles clean).</w:t>
       </w:r>
     </w:p>
     <w:p>
@@ -3305,7 +3342,735 @@
           <w:color w:val="1F497D"/>
           <w:sz w:val="30"/>
         </w:rPr>
-        <w:t>6.  Result Neutrality</w:t>
+        <w:t>6.  Large-Exclusion-List Handling - Second Item Filter dim</w:t>
+      </w:r>
+    </w:p>
+    <w:p>
+      <w:pPr>
+        <w:spacing w:after="120"/>
+      </w:pPr>
+      <w:r>
+        <w:rPr>
+          <w:b w:val="0"/>
+          <w:sz w:val="20"/>
+        </w:rPr>
+        <w:t>This report excludes 145 specific second item numbers (the NOT SDLITM IN (...) filter). A native 145-value "is not" slicer is slow and unmaintainable, a DAX measure filter is slow (formula engine, per row), and Direct Lake forbids calculated tables that reference a Direct Lake table and DAX calculated columns on the fact. The chosen solution is a small PHYSICAL Direct Lake dimension. It is shared across all six Ottawa variations: one Included/Excluded flag COLUMN per variation, so each report slices its own column (this report = WG Truck Packaged Filter).</w:t>
+      </w:r>
+    </w:p>
+    <w:p>
+      <w:pPr>
+        <w:spacing w:before="160" w:after="40"/>
+      </w:pPr>
+      <w:r>
+        <w:rPr>
+          <w:b/>
+          <w:color w:val="1F497D"/>
+          <w:sz w:val="23"/>
+        </w:rPr>
+        <w:t>6.1  The dimension</w:t>
+      </w:r>
+    </w:p>
+    <w:p>
+      <w:pPr>
+        <w:pStyle w:val="ListBullet"/>
+        <w:spacing w:after="40"/>
+      </w:pPr>
+      <w:r>
+        <w:rPr>
+          <w:sz w:val="19"/>
+        </w:rPr>
+        <w:t>Physical table rpt.dim_second_item (built by nb_eso1_gold_dim_second_item.py) = distinct second_item_number (trimmed, from F4211 union F42119) + one Included/Excluded flag COLUMN per Ottawa variation. Model display name for the table: "Second Item Filter".</w:t>
+      </w:r>
+    </w:p>
+    <w:p>
+      <w:pPr>
+        <w:pStyle w:val="ListBullet"/>
+        <w:spacing w:after="40"/>
+      </w:pPr>
+      <w:r>
+        <w:rPr>
+          <w:sz w:val="19"/>
+        </w:rPr>
+        <w:t>Two underlying item lists: GROUND_ITEMS (the 145 "ground" SDLITM codes) and ASTM_ITEMS (3 ASTM codes, disjoint). Ground variations keep items IN the 145; Whole Grain variations keep items NOT IN the 145 (whole grain = the complement); ASTM keeps its 3 codes.</w:t>
+      </w:r>
+    </w:p>
+    <w:p>
+      <w:pPr>
+        <w:pStyle w:val="ListBullet"/>
+        <w:spacing w:after="40"/>
+      </w:pPr>
+      <w:r>
+        <w:rPr>
+          <w:sz w:val="19"/>
+        </w:rPr>
+        <w:t>Relationship: fact_sales_order_freight[second_item_number]  -&gt;  Second Item Filter[second_item_number]  (many:1, single direction). "Included" = the item is kept by that variation's SDLITM rule.</w:t>
+      </w:r>
+    </w:p>
+    <w:tbl>
+      <w:tblPr>
+        <w:tblStyle w:val="TableGrid"/>
+        <w:tblW w:type="auto" w:w="0"/>
+        <w:jc w:val="center"/>
+        <w:tblLook w:firstColumn="1" w:firstRow="1" w:lastColumn="0" w:lastRow="0" w:noHBand="0" w:noVBand="1" w:val="04A0"/>
+      </w:tblPr>
+      <w:tblGrid>
+        <w:gridCol w:w="2160"/>
+        <w:gridCol w:w="2160"/>
+        <w:gridCol w:w="2160"/>
+        <w:gridCol w:w="2160"/>
+      </w:tblGrid>
+      <w:tr>
+        <w:tc>
+          <w:tcPr>
+            <w:tcW w:type="dxa" w:w="2736"/>
+            <w:shd w:val="clear" w:color="auto" w:fill="1F497D"/>
+          </w:tcPr>
+          <w:p>
+            <w:pPr>
+              <w:spacing w:after="20" w:before="20"/>
+            </w:pPr>
+            <w:r/>
+            <w:r>
+              <w:rPr>
+                <w:b/>
+                <w:color w:val="FFFFFF"/>
+                <w:sz w:val="18"/>
+              </w:rPr>
+              <w:t>Slicer (display name)</w:t>
+            </w:r>
+          </w:p>
+        </w:tc>
+        <w:tc>
+          <w:tcPr>
+            <w:tcW w:type="dxa" w:w="3456"/>
+            <w:shd w:val="clear" w:color="auto" w:fill="1F497D"/>
+          </w:tcPr>
+          <w:p>
+            <w:pPr>
+              <w:spacing w:after="20" w:before="20"/>
+            </w:pPr>
+            <w:r/>
+            <w:r>
+              <w:rPr>
+                <w:b/>
+                <w:color w:val="FFFFFF"/>
+                <w:sz w:val="18"/>
+              </w:rPr>
+              <w:t>Physical column</w:t>
+            </w:r>
+          </w:p>
+        </w:tc>
+        <w:tc>
+          <w:tcPr>
+            <w:tcW w:type="dxa" w:w="2880"/>
+            <w:shd w:val="clear" w:color="auto" w:fill="1F497D"/>
+          </w:tcPr>
+          <w:p>
+            <w:pPr>
+              <w:spacing w:after="20" w:before="20"/>
+            </w:pPr>
+            <w:r/>
+            <w:r>
+              <w:rPr>
+                <w:b/>
+                <w:color w:val="FFFFFF"/>
+                <w:sz w:val="18"/>
+              </w:rPr>
+              <w:t>Variation</w:t>
+            </w:r>
+          </w:p>
+        </w:tc>
+        <w:tc>
+          <w:tcPr>
+            <w:tcW w:type="dxa" w:w="1728"/>
+            <w:shd w:val="clear" w:color="auto" w:fill="1F497D"/>
+          </w:tcPr>
+          <w:p>
+            <w:pPr>
+              <w:spacing w:after="20" w:before="20"/>
+            </w:pPr>
+            <w:r/>
+            <w:r>
+              <w:rPr>
+                <w:b/>
+                <w:color w:val="FFFFFF"/>
+                <w:sz w:val="18"/>
+              </w:rPr>
+              <w:t>SDLITM rule</w:t>
+            </w:r>
+          </w:p>
+        </w:tc>
+      </w:tr>
+      <w:tr>
+        <w:tc>
+          <w:tcPr>
+            <w:tcW w:type="dxa" w:w="2736"/>
+          </w:tcPr>
+          <w:p>
+            <w:pPr>
+              <w:spacing w:after="20" w:before="20"/>
+            </w:pPr>
+            <w:r/>
+            <w:r>
+              <w:rPr>
+                <w:b w:val="0"/>
+                <w:sz w:val="17"/>
+              </w:rPr>
+              <w:t>WG Truck Packaged Filter</w:t>
+            </w:r>
+          </w:p>
+        </w:tc>
+        <w:tc>
+          <w:tcPr>
+            <w:tcW w:type="dxa" w:w="3456"/>
+          </w:tcPr>
+          <w:p>
+            <w:pPr>
+              <w:spacing w:after="20" w:before="20"/>
+            </w:pPr>
+            <w:r/>
+            <w:r>
+              <w:rPr>
+                <w:b w:val="0"/>
+                <w:sz w:val="17"/>
+              </w:rPr>
+              <w:t>whole_grain_truck_packaged_filter</w:t>
+            </w:r>
+          </w:p>
+        </w:tc>
+        <w:tc>
+          <w:tcPr>
+            <w:tcW w:type="dxa" w:w="2880"/>
+          </w:tcPr>
+          <w:p>
+            <w:pPr>
+              <w:spacing w:after="20" w:before="20"/>
+            </w:pPr>
+            <w:r/>
+            <w:r>
+              <w:rPr>
+                <w:b w:val="0"/>
+                <w:sz w:val="17"/>
+              </w:rPr>
+              <w:t>Whole Grain Truck - Packaged</w:t>
+            </w:r>
+          </w:p>
+        </w:tc>
+        <w:tc>
+          <w:tcPr>
+            <w:tcW w:type="dxa" w:w="1728"/>
+          </w:tcPr>
+          <w:p>
+            <w:pPr>
+              <w:spacing w:after="20" w:before="20"/>
+            </w:pPr>
+            <w:r/>
+            <w:r>
+              <w:rPr>
+                <w:b w:val="0"/>
+                <w:sz w:val="17"/>
+              </w:rPr>
+              <w:t>NOT IN 145 (ground)</w:t>
+            </w:r>
+          </w:p>
+        </w:tc>
+      </w:tr>
+      <w:tr>
+        <w:tc>
+          <w:tcPr>
+            <w:tcW w:type="dxa" w:w="2736"/>
+            <w:shd w:val="clear" w:color="auto" w:fill="EEF3FA"/>
+          </w:tcPr>
+          <w:p>
+            <w:pPr>
+              <w:spacing w:after="20" w:before="20"/>
+            </w:pPr>
+            <w:r/>
+            <w:r>
+              <w:rPr>
+                <w:b w:val="0"/>
+                <w:sz w:val="17"/>
+              </w:rPr>
+              <w:t>WG Truck Bulk Filter</w:t>
+            </w:r>
+          </w:p>
+        </w:tc>
+        <w:tc>
+          <w:tcPr>
+            <w:tcW w:type="dxa" w:w="3456"/>
+            <w:shd w:val="clear" w:color="auto" w:fill="EEF3FA"/>
+          </w:tcPr>
+          <w:p>
+            <w:pPr>
+              <w:spacing w:after="20" w:before="20"/>
+            </w:pPr>
+            <w:r/>
+            <w:r>
+              <w:rPr>
+                <w:b w:val="0"/>
+                <w:sz w:val="17"/>
+              </w:rPr>
+              <w:t>whole_grain_truck_bulk_filter</w:t>
+            </w:r>
+          </w:p>
+        </w:tc>
+        <w:tc>
+          <w:tcPr>
+            <w:tcW w:type="dxa" w:w="2880"/>
+            <w:shd w:val="clear" w:color="auto" w:fill="EEF3FA"/>
+          </w:tcPr>
+          <w:p>
+            <w:pPr>
+              <w:spacing w:after="20" w:before="20"/>
+            </w:pPr>
+            <w:r/>
+            <w:r>
+              <w:rPr>
+                <w:b w:val="0"/>
+                <w:sz w:val="17"/>
+              </w:rPr>
+              <w:t>Whole Grain Truck - Bulk</w:t>
+            </w:r>
+          </w:p>
+        </w:tc>
+        <w:tc>
+          <w:tcPr>
+            <w:tcW w:type="dxa" w:w="1728"/>
+            <w:shd w:val="clear" w:color="auto" w:fill="EEF3FA"/>
+          </w:tcPr>
+          <w:p>
+            <w:pPr>
+              <w:spacing w:after="20" w:before="20"/>
+            </w:pPr>
+            <w:r/>
+            <w:r>
+              <w:rPr>
+                <w:b w:val="0"/>
+                <w:sz w:val="17"/>
+              </w:rPr>
+              <w:t>NOT IN 145 (ground)</w:t>
+            </w:r>
+          </w:p>
+        </w:tc>
+      </w:tr>
+      <w:tr>
+        <w:tc>
+          <w:tcPr>
+            <w:tcW w:type="dxa" w:w="2736"/>
+          </w:tcPr>
+          <w:p>
+            <w:pPr>
+              <w:spacing w:after="20" w:before="20"/>
+            </w:pPr>
+            <w:r/>
+            <w:r>
+              <w:rPr>
+                <w:b w:val="0"/>
+                <w:sz w:val="17"/>
+              </w:rPr>
+              <w:t>WG Rail Bulk Filter</w:t>
+            </w:r>
+          </w:p>
+        </w:tc>
+        <w:tc>
+          <w:tcPr>
+            <w:tcW w:type="dxa" w:w="3456"/>
+          </w:tcPr>
+          <w:p>
+            <w:pPr>
+              <w:spacing w:after="20" w:before="20"/>
+            </w:pPr>
+            <w:r/>
+            <w:r>
+              <w:rPr>
+                <w:b w:val="0"/>
+                <w:sz w:val="17"/>
+              </w:rPr>
+              <w:t>whole_grain_rail_bulk_filter</w:t>
+            </w:r>
+          </w:p>
+        </w:tc>
+        <w:tc>
+          <w:tcPr>
+            <w:tcW w:type="dxa" w:w="2880"/>
+          </w:tcPr>
+          <w:p>
+            <w:pPr>
+              <w:spacing w:after="20" w:before="20"/>
+            </w:pPr>
+            <w:r/>
+            <w:r>
+              <w:rPr>
+                <w:b w:val="0"/>
+                <w:sz w:val="17"/>
+              </w:rPr>
+              <w:t>Whole Grain Rail - Bulk</w:t>
+            </w:r>
+          </w:p>
+        </w:tc>
+        <w:tc>
+          <w:tcPr>
+            <w:tcW w:type="dxa" w:w="1728"/>
+          </w:tcPr>
+          <w:p>
+            <w:pPr>
+              <w:spacing w:after="20" w:before="20"/>
+            </w:pPr>
+            <w:r/>
+            <w:r>
+              <w:rPr>
+                <w:b w:val="0"/>
+                <w:sz w:val="17"/>
+              </w:rPr>
+              <w:t>NOT IN 145 (ground)</w:t>
+            </w:r>
+          </w:p>
+        </w:tc>
+      </w:tr>
+      <w:tr>
+        <w:tc>
+          <w:tcPr>
+            <w:tcW w:type="dxa" w:w="2736"/>
+            <w:shd w:val="clear" w:color="auto" w:fill="EEF3FA"/>
+          </w:tcPr>
+          <w:p>
+            <w:pPr>
+              <w:spacing w:after="20" w:before="20"/>
+            </w:pPr>
+            <w:r/>
+            <w:r>
+              <w:rPr>
+                <w:b w:val="0"/>
+                <w:sz w:val="17"/>
+              </w:rPr>
+              <w:t>Ground Packaged Filter</w:t>
+            </w:r>
+          </w:p>
+        </w:tc>
+        <w:tc>
+          <w:tcPr>
+            <w:tcW w:type="dxa" w:w="3456"/>
+            <w:shd w:val="clear" w:color="auto" w:fill="EEF3FA"/>
+          </w:tcPr>
+          <w:p>
+            <w:pPr>
+              <w:spacing w:after="20" w:before="20"/>
+            </w:pPr>
+            <w:r/>
+            <w:r>
+              <w:rPr>
+                <w:b w:val="0"/>
+                <w:sz w:val="17"/>
+              </w:rPr>
+              <w:t>ground_packaged_filter</w:t>
+            </w:r>
+          </w:p>
+        </w:tc>
+        <w:tc>
+          <w:tcPr>
+            <w:tcW w:type="dxa" w:w="2880"/>
+            <w:shd w:val="clear" w:color="auto" w:fill="EEF3FA"/>
+          </w:tcPr>
+          <w:p>
+            <w:pPr>
+              <w:spacing w:after="20" w:before="20"/>
+            </w:pPr>
+            <w:r/>
+            <w:r>
+              <w:rPr>
+                <w:b w:val="0"/>
+                <w:sz w:val="17"/>
+              </w:rPr>
+              <w:t>Ground - Packaged</w:t>
+            </w:r>
+          </w:p>
+        </w:tc>
+        <w:tc>
+          <w:tcPr>
+            <w:tcW w:type="dxa" w:w="1728"/>
+            <w:shd w:val="clear" w:color="auto" w:fill="EEF3FA"/>
+          </w:tcPr>
+          <w:p>
+            <w:pPr>
+              <w:spacing w:after="20" w:before="20"/>
+            </w:pPr>
+            <w:r/>
+            <w:r>
+              <w:rPr>
+                <w:b w:val="0"/>
+                <w:sz w:val="17"/>
+              </w:rPr>
+              <w:t>IN 145 (ground)</w:t>
+            </w:r>
+          </w:p>
+        </w:tc>
+      </w:tr>
+      <w:tr>
+        <w:tc>
+          <w:tcPr>
+            <w:tcW w:type="dxa" w:w="2736"/>
+          </w:tcPr>
+          <w:p>
+            <w:pPr>
+              <w:spacing w:after="20" w:before="20"/>
+            </w:pPr>
+            <w:r/>
+            <w:r>
+              <w:rPr>
+                <w:b w:val="0"/>
+                <w:sz w:val="17"/>
+              </w:rPr>
+              <w:t>Ground Bulk Filter</w:t>
+            </w:r>
+          </w:p>
+        </w:tc>
+        <w:tc>
+          <w:tcPr>
+            <w:tcW w:type="dxa" w:w="3456"/>
+          </w:tcPr>
+          <w:p>
+            <w:pPr>
+              <w:spacing w:after="20" w:before="20"/>
+            </w:pPr>
+            <w:r/>
+            <w:r>
+              <w:rPr>
+                <w:b w:val="0"/>
+                <w:sz w:val="17"/>
+              </w:rPr>
+              <w:t>ground_bulk_filter</w:t>
+            </w:r>
+          </w:p>
+        </w:tc>
+        <w:tc>
+          <w:tcPr>
+            <w:tcW w:type="dxa" w:w="2880"/>
+          </w:tcPr>
+          <w:p>
+            <w:pPr>
+              <w:spacing w:after="20" w:before="20"/>
+            </w:pPr>
+            <w:r/>
+            <w:r>
+              <w:rPr>
+                <w:b w:val="0"/>
+                <w:sz w:val="17"/>
+              </w:rPr>
+              <w:t>Ground - Bulk</w:t>
+            </w:r>
+          </w:p>
+        </w:tc>
+        <w:tc>
+          <w:tcPr>
+            <w:tcW w:type="dxa" w:w="1728"/>
+          </w:tcPr>
+          <w:p>
+            <w:pPr>
+              <w:spacing w:after="20" w:before="20"/>
+            </w:pPr>
+            <w:r/>
+            <w:r>
+              <w:rPr>
+                <w:b w:val="0"/>
+                <w:sz w:val="17"/>
+              </w:rPr>
+              <w:t>IN 145 (ground)</w:t>
+            </w:r>
+          </w:p>
+        </w:tc>
+      </w:tr>
+      <w:tr>
+        <w:tc>
+          <w:tcPr>
+            <w:tcW w:type="dxa" w:w="2736"/>
+            <w:shd w:val="clear" w:color="auto" w:fill="EEF3FA"/>
+          </w:tcPr>
+          <w:p>
+            <w:pPr>
+              <w:spacing w:after="20" w:before="20"/>
+            </w:pPr>
+            <w:r/>
+            <w:r>
+              <w:rPr>
+                <w:b w:val="0"/>
+                <w:sz w:val="17"/>
+              </w:rPr>
+              <w:t>ASTM Packaged Filter</w:t>
+            </w:r>
+          </w:p>
+        </w:tc>
+        <w:tc>
+          <w:tcPr>
+            <w:tcW w:type="dxa" w:w="3456"/>
+            <w:shd w:val="clear" w:color="auto" w:fill="EEF3FA"/>
+          </w:tcPr>
+          <w:p>
+            <w:pPr>
+              <w:spacing w:after="20" w:before="20"/>
+            </w:pPr>
+            <w:r/>
+            <w:r>
+              <w:rPr>
+                <w:b w:val="0"/>
+                <w:sz w:val="17"/>
+              </w:rPr>
+              <w:t>astm_packaged_filter</w:t>
+            </w:r>
+          </w:p>
+        </w:tc>
+        <w:tc>
+          <w:tcPr>
+            <w:tcW w:type="dxa" w:w="2880"/>
+            <w:shd w:val="clear" w:color="auto" w:fill="EEF3FA"/>
+          </w:tcPr>
+          <w:p>
+            <w:pPr>
+              <w:spacing w:after="20" w:before="20"/>
+            </w:pPr>
+            <w:r/>
+            <w:r>
+              <w:rPr>
+                <w:b w:val="0"/>
+                <w:sz w:val="17"/>
+              </w:rPr>
+              <w:t>ASTM - Packaged</w:t>
+            </w:r>
+          </w:p>
+        </w:tc>
+        <w:tc>
+          <w:tcPr>
+            <w:tcW w:type="dxa" w:w="1728"/>
+            <w:shd w:val="clear" w:color="auto" w:fill="EEF3FA"/>
+          </w:tcPr>
+          <w:p>
+            <w:pPr>
+              <w:spacing w:after="20" w:before="20"/>
+            </w:pPr>
+            <w:r/>
+            <w:r>
+              <w:rPr>
+                <w:b w:val="0"/>
+                <w:sz w:val="17"/>
+              </w:rPr>
+              <w:t>IN 3 (astm)</w:t>
+            </w:r>
+          </w:p>
+        </w:tc>
+      </w:tr>
+    </w:tbl>
+    <w:p>
+      <w:pPr>
+        <w:spacing w:before="160" w:after="40"/>
+      </w:pPr>
+      <w:r>
+        <w:rPr>
+          <w:b/>
+          <w:color w:val="1F497D"/>
+          <w:sz w:val="23"/>
+        </w:rPr>
+        <w:t>6.2  How to use it</w:t>
+      </w:r>
+    </w:p>
+    <w:p>
+      <w:pPr>
+        <w:pStyle w:val="ListBullet"/>
+        <w:spacing w:after="40"/>
+      </w:pPr>
+      <w:r>
+        <w:rPr>
+          <w:sz w:val="19"/>
+        </w:rPr>
+        <w:t>This report (Whole Grain Truck - Packaged) filters / slices on  'Second Item Filter'[WG Truck Packaged Filter] = "Included"  - a fast COLUMN filter (storage engine), not a per-row measure.</w:t>
+      </w:r>
+    </w:p>
+    <w:p>
+      <w:pPr>
+        <w:pStyle w:val="ListBullet"/>
+        <w:spacing w:after="40"/>
+      </w:pPr>
+      <w:r>
+        <w:rPr>
+          <w:sz w:val="19"/>
+        </w:rPr>
+        <w:t>Each of the other five variations uses its own column (table above), e.g. Ground - Bulk slices 'Second Item Filter'[Ground Bulk Filter] = "Included".</w:t>
+      </w:r>
+    </w:p>
+    <w:p>
+      <w:pPr>
+        <w:pStyle w:val="ListBullet"/>
+        <w:spacing w:after="40"/>
+      </w:pPr>
+      <w:r>
+        <w:rPr>
+          <w:sz w:val="19"/>
+        </w:rPr>
+        <w:t>The rail/truck and packaged/bulk distinctions are separate FACT page filters (mode_of_transport, sales_reporting_code_03, uom) - NOT part of this dim; combine them with the variation flag.</w:t>
+      </w:r>
+    </w:p>
+    <w:p>
+      <w:pPr>
+        <w:spacing w:before="160" w:after="40"/>
+      </w:pPr>
+      <w:r>
+        <w:rPr>
+          <w:b/>
+          <w:color w:val="1F497D"/>
+          <w:sz w:val="23"/>
+        </w:rPr>
+        <w:t>6.3  Activation</w:t>
+      </w:r>
+    </w:p>
+    <w:p>
+      <w:pPr>
+        <w:pStyle w:val="ListBullet"/>
+        <w:spacing w:after="40"/>
+      </w:pPr>
+      <w:r>
+        <w:rPr>
+          <w:sz w:val="19"/>
+        </w:rPr>
+        <w:t>Run nb_eso1_gold_dim_second_item with MANUAL_OVERWRITE = True to build rpt.dim_second_item (now 7 columns: the key + 6 variation flags). Small dimension build, NOT a fact rebuild.</w:t>
+      </w:r>
+    </w:p>
+    <w:p>
+      <w:pPr>
+        <w:pStyle w:val="ListBullet"/>
+        <w:spacing w:after="40"/>
+      </w:pPr>
+      <w:r>
+        <w:rPr>
+          <w:sz w:val="19"/>
+        </w:rPr>
+        <w:t>Then redeploy / refresh the model (its Direct Lake partition needs rpt.dim_second_item to exist before binding).</w:t>
+      </w:r>
+    </w:p>
+    <w:p>
+      <w:pPr>
+        <w:spacing w:after="80"/>
+      </w:pPr>
+      <w:r>
+        <w:rPr>
+          <w:b w:val="0"/>
+          <w:color w:val="595959"/>
+          <w:sz w:val="18"/>
+        </w:rPr>
+        <w:t>Note: the flag column was renamed from "Packaged Filter" to "WG Truck Packaged Filter" (same values) - repoint this report's slicer accordingly. If a code list ever changes: edit GROUND_ITEMS / ASTM_ITEMS in the notebook and re-run it (OVERWRITE=True). No fact rebuild.</w:t>
+      </w:r>
+    </w:p>
+    <w:p>
+      <w:pPr>
+        <w:spacing w:before="240" w:after="80"/>
+        <w:pBdr>
+          <w:bottom w:val="single" w:sz="6" w:space="2" w:color="1F497D"/>
+        </w:pBdr>
+      </w:pPr>
+      <w:r>
+        <w:rPr>
+          <w:b/>
+          <w:color w:val="1F497D"/>
+          <w:sz w:val="30"/>
+        </w:rPr>
+        <w:t>7.  Result Neutrality</w:t>
       </w:r>
     </w:p>
     <w:p>
@@ -3358,6 +4123,18 @@
     </w:p>
     <w:p>
       <w:pPr>
+        <w:pStyle w:val="ListBullet"/>
+        <w:spacing w:after="40"/>
+      </w:pPr>
+      <w:r>
+        <w:rPr>
+          <w:sz w:val="19"/>
+        </w:rPr>
+        <w:t>The Second Item Filter dim is a standalone dimension (connected only to the fact, single direction), so it adds no filter path between existing tables and cannot change any existing measure.</w:t>
+      </w:r>
+    </w:p>
+    <w:p>
+      <w:pPr>
         <w:spacing w:after="80"/>
       </w:pPr>
       <w:r>
@@ -3382,7 +4159,7 @@
           <w:color w:val="1F497D"/>
           <w:sz w:val="30"/>
         </w:rPr>
-        <w:t>7.  Activation</w:t>
+        <w:t>8.  Activation</w:t>
       </w:r>
     </w:p>
     <w:p>
@@ -3394,7 +4171,19 @@
         <w:rPr>
           <w:sz w:val="19"/>
         </w:rPr>
-        <w:t>Redeploy / refresh the semantic model to pick up the 3 exposed columns and the Open Qty measure. No Fabric data rebuild is required for this report.</w:t>
+        <w:t>Build the new dimension: run nb_eso1_gold_dim_second_item (MANUAL_OVERWRITE = True). Small dim build, NOT a fact rebuild.</w:t>
+      </w:r>
+    </w:p>
+    <w:p>
+      <w:pPr>
+        <w:pStyle w:val="ListBullet"/>
+        <w:spacing w:after="40"/>
+      </w:pPr>
+      <w:r>
+        <w:rPr>
+          <w:sz w:val="19"/>
+        </w:rPr>
+        <w:t>Redeploy / refresh the semantic model to pick up the 3 exposed columns, the Open Qty measure, and the Second Item Filter dim. No fact data rebuild is required for this report.</w:t>
       </w:r>
     </w:p>
     <w:sectPr>

--- a/eso1/docs/ESO1_Ottawa_Whole_Grain_Truck_Packaged_Report_Reference.docx
+++ b/eso1/docs/ESO1_Ottawa_Whole_Grain_Truck_Packaged_Report_Reference.docx
@@ -102,6 +102,14 @@
           <w:sz w:val="19"/>
         </w:rPr>
         <w:t>Expose 3 already-physical display columns in the twin: sales_reporting_code_03 (Pack Code, also the PKG page filter), delivery_instruct_line_01, delivery_instruct_line_02.</w:t>
+      </w:r>
+    </w:p>
+    <w:p>
+      <w:pPr>
+        <w:pStyle w:val="ListBullet"/>
+      </w:pPr>
+      <w:r>
+        <w:t>Add 8 conditional-bucket measures (ReportColumn9-16 of the updated SQL) - qty + line-count pairs for KG, freight-type lines, and two status buckets. Measures only; no fact change.</w:t>
       </w:r>
     </w:p>
     <w:p>
@@ -2630,11 +2638,7 @@
         <w:spacing w:after="120"/>
       </w:pPr>
       <w:r>
-        <w:rPr>
-          <w:b w:val="0"/>
-          <w:sz w:val="19"/>
-        </w:rPr>
-        <w:t>Six of the displayed columns are aggregates. Five already existed; Open Qty was added for this report.</w:t>
+        <w:t>The report has fourteen aggregate columns. Six serve the original displayed columns (five pre-existing; Open Qty added earlier). The updated SQL adds eight conditional-bucket aggregates (ReportColumn9-16) - four qty + line-count pairs. All eight are pure measures over base columns already on the fact (uom, transaction_quantity, primary_quantity_ordered, line_type, last_status_num, next_status_num), so no fact change was required. FILTER iterates only rows in the current context (matching the SQL's per-group CASE); TRIM absorbs Silver trailing spaces; the counts add 0 so empties render 0 like the SQL's ELSE 0.</w:t>
       </w:r>
     </w:p>
     <w:tbl>
@@ -3188,6 +3192,342 @@
           </w:p>
         </w:tc>
       </w:tr>
+      <w:tr>
+        <w:tc>
+          <w:tcPr>
+            <w:tcW w:type="dxa" w:w="2160"/>
+          </w:tcPr>
+          <w:p>
+            <w:r>
+              <w:t>KG Ordered Qty  (ADDED)</w:t>
+            </w:r>
+          </w:p>
+        </w:tc>
+        <w:tc>
+          <w:tcPr>
+            <w:tcW w:type="dxa" w:w="2160"/>
+          </w:tcPr>
+          <w:p>
+            <w:r>
+              <w:t>RC9: uom = KG -&gt; SUM(SDUORG)</w:t>
+            </w:r>
+          </w:p>
+        </w:tc>
+        <w:tc>
+          <w:tcPr>
+            <w:tcW w:type="dxa" w:w="2160"/>
+          </w:tcPr>
+          <w:p>
+            <w:r>
+              <w:t>#,0.00</w:t>
+            </w:r>
+          </w:p>
+        </w:tc>
+        <w:tc>
+          <w:tcPr>
+            <w:tcW w:type="dxa" w:w="2160"/>
+          </w:tcPr>
+          <w:p>
+            <w:r>
+              <w:t>SUMX(FILTER('fact_sales_order_freight', TRIM('fact_sales_order_freight'[uom]) = "KG"), 'fact_sales_order_freight'[transaction_quantity])</w:t>
+            </w:r>
+          </w:p>
+        </w:tc>
+      </w:tr>
+      <w:tr>
+        <w:tc>
+          <w:tcPr>
+            <w:tcW w:type="dxa" w:w="2160"/>
+          </w:tcPr>
+          <w:p>
+            <w:r>
+              <w:t>KG Line Count  (ADDED)</w:t>
+            </w:r>
+          </w:p>
+        </w:tc>
+        <w:tc>
+          <w:tcPr>
+            <w:tcW w:type="dxa" w:w="2160"/>
+          </w:tcPr>
+          <w:p>
+            <w:r>
+              <w:t>RC10: count of KG lines</w:t>
+            </w:r>
+          </w:p>
+        </w:tc>
+        <w:tc>
+          <w:tcPr>
+            <w:tcW w:type="dxa" w:w="2160"/>
+          </w:tcPr>
+          <w:p>
+            <w:r>
+              <w:t>#,0</w:t>
+            </w:r>
+          </w:p>
+        </w:tc>
+        <w:tc>
+          <w:tcPr>
+            <w:tcW w:type="dxa" w:w="2160"/>
+          </w:tcPr>
+          <w:p>
+            <w:r>
+              <w:t>COUNTROWS(FILTER('fact_sales_order_freight', TRIM('fact_sales_order_freight'[uom]) = "KG")) + 0</w:t>
+            </w:r>
+          </w:p>
+        </w:tc>
+      </w:tr>
+      <w:tr>
+        <w:tc>
+          <w:tcPr>
+            <w:tcW w:type="dxa" w:w="2160"/>
+          </w:tcPr>
+          <w:p>
+            <w:r>
+              <w:t>Freight-Type Ordered Qty  (ADDED)</w:t>
+            </w:r>
+          </w:p>
+        </w:tc>
+        <w:tc>
+          <w:tcPr>
+            <w:tcW w:type="dxa" w:w="2160"/>
+          </w:tcPr>
+          <w:p>
+            <w:r>
+              <w:t>RC11: line_type in F/FT/CA -&gt; SUM(SDPQOR)</w:t>
+            </w:r>
+          </w:p>
+        </w:tc>
+        <w:tc>
+          <w:tcPr>
+            <w:tcW w:type="dxa" w:w="2160"/>
+          </w:tcPr>
+          <w:p>
+            <w:r>
+              <w:t>#,0.00</w:t>
+            </w:r>
+          </w:p>
+        </w:tc>
+        <w:tc>
+          <w:tcPr>
+            <w:tcW w:type="dxa" w:w="2160"/>
+          </w:tcPr>
+          <w:p>
+            <w:r>
+              <w:t>SUMX(FILTER('fact_sales_order_freight', TRIM('fact_sales_order_freight'[line_type]) IN {"F", "FT", "CA"}), 'fact_sales_order_freight'[primary_quantity_ordered])</w:t>
+            </w:r>
+          </w:p>
+        </w:tc>
+      </w:tr>
+      <w:tr>
+        <w:tc>
+          <w:tcPr>
+            <w:tcW w:type="dxa" w:w="2160"/>
+          </w:tcPr>
+          <w:p>
+            <w:r>
+              <w:t>Freight-Type Line Count  (ADDED)</w:t>
+            </w:r>
+          </w:p>
+        </w:tc>
+        <w:tc>
+          <w:tcPr>
+            <w:tcW w:type="dxa" w:w="2160"/>
+          </w:tcPr>
+          <w:p>
+            <w:r>
+              <w:t>RC12: count of F/FT/CA lines</w:t>
+            </w:r>
+          </w:p>
+        </w:tc>
+        <w:tc>
+          <w:tcPr>
+            <w:tcW w:type="dxa" w:w="2160"/>
+          </w:tcPr>
+          <w:p>
+            <w:r>
+              <w:t>#,0</w:t>
+            </w:r>
+          </w:p>
+        </w:tc>
+        <w:tc>
+          <w:tcPr>
+            <w:tcW w:type="dxa" w:w="2160"/>
+          </w:tcPr>
+          <w:p>
+            <w:r>
+              <w:t>COUNTROWS(FILTER('fact_sales_order_freight', TRIM('fact_sales_order_freight'[line_type]) IN {"F", "FT", "CA"})) + 0</w:t>
+            </w:r>
+          </w:p>
+        </w:tc>
+      </w:tr>
+      <w:tr>
+        <w:tc>
+          <w:tcPr>
+            <w:tcW w:type="dxa" w:w="2160"/>
+          </w:tcPr>
+          <w:p>
+            <w:r>
+              <w:t>Confirmed Ordered Qty  (ADDED)</w:t>
+            </w:r>
+          </w:p>
+        </w:tc>
+        <w:tc>
+          <w:tcPr>
+            <w:tcW w:type="dxa" w:w="2160"/>
+          </w:tcPr>
+          <w:p>
+            <w:r>
+              <w:t>RC13: last status 530 AND next 560 -&gt; SUM(SDPQOR)</w:t>
+            </w:r>
+          </w:p>
+        </w:tc>
+        <w:tc>
+          <w:tcPr>
+            <w:tcW w:type="dxa" w:w="2160"/>
+          </w:tcPr>
+          <w:p>
+            <w:r>
+              <w:t>#,0.00</w:t>
+            </w:r>
+          </w:p>
+        </w:tc>
+        <w:tc>
+          <w:tcPr>
+            <w:tcW w:type="dxa" w:w="2160"/>
+          </w:tcPr>
+          <w:p>
+            <w:r>
+              <w:t>SUMX(FILTER('fact_sales_order_freight', 'fact_sales_order_freight'[last_status_num] = 530 &amp;&amp; 'fact_sales_order_freight'[next_status_num] = 560), 'fact_sales_order_freight'[primary_quantity_ordered])</w:t>
+            </w:r>
+          </w:p>
+        </w:tc>
+      </w:tr>
+      <w:tr>
+        <w:tc>
+          <w:tcPr>
+            <w:tcW w:type="dxa" w:w="2160"/>
+          </w:tcPr>
+          <w:p>
+            <w:r>
+              <w:t>Confirmed Line Count  (ADDED)</w:t>
+            </w:r>
+          </w:p>
+        </w:tc>
+        <w:tc>
+          <w:tcPr>
+            <w:tcW w:type="dxa" w:w="2160"/>
+          </w:tcPr>
+          <w:p>
+            <w:r>
+              <w:t>RC14: count of 530/560 lines</w:t>
+            </w:r>
+          </w:p>
+        </w:tc>
+        <w:tc>
+          <w:tcPr>
+            <w:tcW w:type="dxa" w:w="2160"/>
+          </w:tcPr>
+          <w:p>
+            <w:r>
+              <w:t>#,0</w:t>
+            </w:r>
+          </w:p>
+        </w:tc>
+        <w:tc>
+          <w:tcPr>
+            <w:tcW w:type="dxa" w:w="2160"/>
+          </w:tcPr>
+          <w:p>
+            <w:r>
+              <w:t>COUNTROWS(FILTER('fact_sales_order_freight', 'fact_sales_order_freight'[last_status_num] = 530 &amp;&amp; 'fact_sales_order_freight'[next_status_num] = 560)) + 0</w:t>
+            </w:r>
+          </w:p>
+        </w:tc>
+      </w:tr>
+      <w:tr>
+        <w:tc>
+          <w:tcPr>
+            <w:tcW w:type="dxa" w:w="2160"/>
+          </w:tcPr>
+          <w:p>
+            <w:r>
+              <w:t>Backorder Ordered Qty  (ADDED)</w:t>
+            </w:r>
+          </w:p>
+        </w:tc>
+        <w:tc>
+          <w:tcPr>
+            <w:tcW w:type="dxa" w:w="2160"/>
+          </w:tcPr>
+          <w:p>
+            <w:r>
+              <w:t>RC15: last status in 520/914 -&gt; SUM(SDPQOR)</w:t>
+            </w:r>
+          </w:p>
+        </w:tc>
+        <w:tc>
+          <w:tcPr>
+            <w:tcW w:type="dxa" w:w="2160"/>
+          </w:tcPr>
+          <w:p>
+            <w:r>
+              <w:t>#,0.00</w:t>
+            </w:r>
+          </w:p>
+        </w:tc>
+        <w:tc>
+          <w:tcPr>
+            <w:tcW w:type="dxa" w:w="2160"/>
+          </w:tcPr>
+          <w:p>
+            <w:r>
+              <w:t>SUMX(FILTER('fact_sales_order_freight', 'fact_sales_order_freight'[last_status_num] IN {520, 914}), 'fact_sales_order_freight'[primary_quantity_ordered])</w:t>
+            </w:r>
+          </w:p>
+        </w:tc>
+      </w:tr>
+      <w:tr>
+        <w:tc>
+          <w:tcPr>
+            <w:tcW w:type="dxa" w:w="2160"/>
+          </w:tcPr>
+          <w:p>
+            <w:r>
+              <w:t>Backorder Line Count  (ADDED)</w:t>
+            </w:r>
+          </w:p>
+        </w:tc>
+        <w:tc>
+          <w:tcPr>
+            <w:tcW w:type="dxa" w:w="2160"/>
+          </w:tcPr>
+          <w:p>
+            <w:r>
+              <w:t>RC16: count of 520/914 lines</w:t>
+            </w:r>
+          </w:p>
+        </w:tc>
+        <w:tc>
+          <w:tcPr>
+            <w:tcW w:type="dxa" w:w="2160"/>
+          </w:tcPr>
+          <w:p>
+            <w:r>
+              <w:t>#,0</w:t>
+            </w:r>
+          </w:p>
+        </w:tc>
+        <w:tc>
+          <w:tcPr>
+            <w:tcW w:type="dxa" w:w="2160"/>
+          </w:tcPr>
+          <w:p>
+            <w:r>
+              <w:t>COUNTROWS(FILTER('fact_sales_order_freight', 'fact_sales_order_freight'[last_status_num] IN {520, 914})) + 0</w:t>
+            </w:r>
+          </w:p>
+        </w:tc>
+      </w:tr>
     </w:tbl>
     <w:p>
       <w:pPr>
@@ -3282,6 +3622,14 @@
     <w:p>
       <w:pPr>
         <w:pStyle w:val="ListBullet"/>
+      </w:pPr>
+      <w:r>
+        <w:t>Added 8 conditional-bucket measures for the updated SQL (folder Ottawa Buckets): KG Ordered Qty / KG Line Count, Freight-Type Ordered Qty / Line Count, Confirmed Ordered Qty / Line Count, Backorder Ordered Qty / Line Count. All compute over existing fact columns - no rebuild.</w:t>
+      </w:r>
+    </w:p>
+    <w:p>
+      <w:pPr>
+        <w:pStyle w:val="ListBullet"/>
         <w:spacing w:after="40"/>
       </w:pPr>
       <w:r>
@@ -3296,12 +3644,7 @@
         <w:spacing w:after="80"/>
       </w:pPr>
       <w:r>
-        <w:rPr>
-          <w:b w:val="0"/>
-          <w:color w:val="595959"/>
-          <w:sz w:val="18"/>
-        </w:rPr>
-        <w:t>Model after changes: 17 tables / 19 relationships / 40 measures. Freight fact exposes 101 columns. Generator re-verified reproducing the twin.</w:t>
+        <w:t>Model after changes: 18 tables / 20 relationships / 52 measures. Freight fact exposes 101 columns / 44 measures. Generator re-verified reproducing the twin.</w:t>
       </w:r>
     </w:p>
     <w:p>

--- a/eso1/docs/ESO1_Ottawa_Whole_Grain_Truck_Packaged_Report_Reference.docx
+++ b/eso1/docs/ESO1_Ottawa_Whole_Grain_Truck_Packaged_Report_Reference.docx
@@ -1942,16 +1942,8 @@
             <w:shd w:val="clear" w:color="auto" w:fill="EEF3FA"/>
           </w:tcPr>
           <w:p>
-            <w:pPr>
-              <w:spacing w:after="20" w:before="20"/>
-            </w:pPr>
-            <w:r/>
             <w:r>
-              <w:rPr>
-                <w:b w:val="0"/>
-                <w:sz w:val="17"/>
-              </w:rPr>
-              <w:t>SUM(SDUOPN)</w:t>
+              <w:t>SUM(SDPQOR) where SDLTTR in (520,914)</w:t>
             </w:r>
           </w:p>
         </w:tc>
@@ -1961,16 +1953,8 @@
             <w:shd w:val="clear" w:color="auto" w:fill="EEF3FA"/>
           </w:tcPr>
           <w:p>
-            <w:pPr>
-              <w:spacing w:after="20" w:before="20"/>
-            </w:pPr>
-            <w:r/>
             <w:r>
-              <w:rPr>
-                <w:b w:val="0"/>
-                <w:sz w:val="17"/>
-              </w:rPr>
-              <w:t>MEASURE: Open Qty</w:t>
+              <w:t>MEASURE: Backorder Ordered Qty (RC15)</w:t>
             </w:r>
           </w:p>
         </w:tc>
@@ -1980,15 +1964,7 @@
             <w:shd w:val="clear" w:color="auto" w:fill="EEF3FA"/>
           </w:tcPr>
           <w:p>
-            <w:pPr>
-              <w:spacing w:after="20" w:before="20"/>
-            </w:pPr>
-            <w:r/>
             <w:r>
-              <w:rPr>
-                <w:b w:val="0"/>
-                <w:sz w:val="17"/>
-              </w:rPr>
               <w:t>measure - ADDED</w:t>
             </w:r>
           </w:p>
@@ -2036,16 +2012,8 @@
             <w:tcW w:type="dxa" w:w="1512"/>
           </w:tcPr>
           <w:p>
-            <w:pPr>
-              <w:spacing w:after="20" w:before="20"/>
-            </w:pPr>
-            <w:r/>
             <w:r>
-              <w:rPr>
-                <w:b w:val="0"/>
-                <w:sz w:val="17"/>
-              </w:rPr>
-              <w:t>SUM(SDSOQS)</w:t>
+              <w:t>SUM(SDPQOR) where SDLTTR=530 and SDNXTR=560</w:t>
             </w:r>
           </w:p>
         </w:tc>
@@ -2054,16 +2022,8 @@
             <w:tcW w:type="dxa" w:w="3384"/>
           </w:tcPr>
           <w:p>
-            <w:pPr>
-              <w:spacing w:after="20" w:before="20"/>
-            </w:pPr>
-            <w:r/>
             <w:r>
-              <w:rPr>
-                <w:b w:val="0"/>
-                <w:sz w:val="17"/>
-              </w:rPr>
-              <w:t>MEASURE: Short Ship Shipped Qty</w:t>
+              <w:t>MEASURE: Confirmed Ordered Qty (RC13)</w:t>
             </w:r>
           </w:p>
         </w:tc>
@@ -2072,16 +2032,8 @@
             <w:tcW w:type="dxa" w:w="1872"/>
           </w:tcPr>
           <w:p>
-            <w:pPr>
-              <w:spacing w:after="20" w:before="20"/>
-            </w:pPr>
-            <w:r/>
             <w:r>
-              <w:rPr>
-                <w:b w:val="0"/>
-                <w:sz w:val="17"/>
-              </w:rPr>
-              <w:t>measure</w:t>
+              <w:t>measure - ADDED</w:t>
             </w:r>
           </w:p>
         </w:tc>
@@ -2631,6 +2583,11 @@
           <w:sz w:val="30"/>
         </w:rPr>
         <w:t>4.  Measures (with DAX)</w:t>
+      </w:r>
+    </w:p>
+    <w:p>
+      <w:r>
+        <w:t>Definition change (updated SQL): the displayed "Primary Quantity Open" and "Primary Quantity Loaded" are NOT SDUOPN/SDSOQS - they are SDPQOR filtered by status. Open = SDPQOR where SDLTTR in (520,914) [= Backorder Ordered Qty, RC15]; Loaded = SDPQOR where SDLTTR=530 and SDNXTR=560 [= Confirmed Ordered Qty, RC13]. Because both use SDPQOR (which ingests correctly), the SDSOQS/SDUOPN Silver defect no longer affects this report.</w:t>
       </w:r>
     </w:p>
     <w:p>
@@ -3313,7 +3270,7 @@
           </w:tcPr>
           <w:p>
             <w:r>
-              <w:t>SUMX(FILTER('fact_sales_order_freight', TRIM('fact_sales_order_freight'[line_type]) IN {"F", "FT", "CA"}), 'fact_sales_order_freight'[primary_quantity_ordered])</w:t>
+              <w:t>SUMX(FILTER('fact_sales_order_freight', TRIM('fact_sales_order_freight'[line_type]) = "F" || TRIM('fact_sales_order_freight'[line_type]) = "FT" || TRIM('fact_sales_order_freight'[line_type]) = "CA"), 'fact_sales_order_freight'[primary_quantity_ordered])</w:t>
             </w:r>
           </w:p>
         </w:tc>
@@ -3355,7 +3312,7 @@
           </w:tcPr>
           <w:p>
             <w:r>
-              <w:t>COUNTROWS(FILTER('fact_sales_order_freight', TRIM('fact_sales_order_freight'[line_type]) IN {"F", "FT", "CA"})) + 0</w:t>
+              <w:t>COUNTROWS(FILTER('fact_sales_order_freight', TRIM('fact_sales_order_freight'[line_type]) = "F" || TRIM('fact_sales_order_freight'[line_type]) = "FT" || TRIM('fact_sales_order_freight'[line_type]) = "CA")) + 0</w:t>
             </w:r>
           </w:p>
         </w:tc>
@@ -3377,7 +3334,7 @@
           </w:tcPr>
           <w:p>
             <w:r>
-              <w:t>RC13: last status 530 AND next 560 -&gt; SUM(SDPQOR)</w:t>
+              <w:t>Primary Quantity Loaded (RC13/#19): last status 530 AND next 560 -&gt; SUM(SDPQOR)</w:t>
             </w:r>
           </w:p>
         </w:tc>
@@ -3461,7 +3418,7 @@
           </w:tcPr>
           <w:p>
             <w:r>
-              <w:t>RC15: last status in 520/914 -&gt; SUM(SDPQOR)</w:t>
+              <w:t>Primary Quantity Open (RC15/#18): last status in 520/914 -&gt; SUM(SDPQOR)</w:t>
             </w:r>
           </w:p>
         </w:tc>
@@ -3481,7 +3438,7 @@
           </w:tcPr>
           <w:p>
             <w:r>
-              <w:t>SUMX(FILTER('fact_sales_order_freight', 'fact_sales_order_freight'[last_status_num] IN {520, 914}), 'fact_sales_order_freight'[primary_quantity_ordered])</w:t>
+              <w:t>SUMX(FILTER('fact_sales_order_freight', 'fact_sales_order_freight'[last_status_num] = 520 || 'fact_sales_order_freight'[last_status_num] = 914), 'fact_sales_order_freight'[primary_quantity_ordered])</w:t>
             </w:r>
           </w:p>
         </w:tc>
@@ -3523,7 +3480,7 @@
           </w:tcPr>
           <w:p>
             <w:r>
-              <w:t>COUNTROWS(FILTER('fact_sales_order_freight', 'fact_sales_order_freight'[last_status_num] IN {520, 914})) + 0</w:t>
+              <w:t>COUNTROWS(FILTER('fact_sales_order_freight', 'fact_sales_order_freight'[last_status_num] = 520 || 'fact_sales_order_freight'[last_status_num] = 914)) + 0</w:t>
             </w:r>
           </w:p>
         </w:tc>
